--- a/public/moldes-word/protocolo-planta-nordeste.docx
+++ b/public/moldes-word/protocolo-planta-nordeste.docx
@@ -148,7 +148,29 @@
           <w:szCs w:val="23"/>
           <w:lang w:eastAsia="pt-BR"/>
         </w:rPr>
-        <w:t>{datadoCET}</w:t>
+        <w:t>{</w:t>
+      </w:r>
+      <w:proofErr w:type="spellStart"/>
+      <w:r>
+        <w:rPr>
+          <w:rFonts w:ascii="Arial" w:eastAsia="Times New Roman" w:hAnsi="Arial" w:cs="Arial"/>
+          <w:bCs/>
+          <w:sz w:val="23"/>
+          <w:szCs w:val="23"/>
+          <w:lang w:eastAsia="pt-BR"/>
+        </w:rPr>
+        <w:t>datadoCET</w:t>
+      </w:r>
+      <w:proofErr w:type="spellEnd"/>
+      <w:r>
+        <w:rPr>
+          <w:rFonts w:ascii="Arial" w:eastAsia="Times New Roman" w:hAnsi="Arial" w:cs="Arial"/>
+          <w:bCs/>
+          <w:sz w:val="23"/>
+          <w:szCs w:val="23"/>
+          <w:lang w:eastAsia="pt-BR"/>
+        </w:rPr>
+        <w:t>}</w:t>
       </w:r>
       <w:r>
         <w:rPr>
@@ -278,7 +300,25 @@
           <w:sz w:val="23"/>
           <w:szCs w:val="23"/>
         </w:rPr>
-        <w:t>{numerodaccb}</w:t>
+        <w:t>{</w:t>
+      </w:r>
+      <w:proofErr w:type="spellStart"/>
+      <w:r>
+        <w:rPr>
+          <w:rFonts w:ascii="Arial" w:hAnsi="Arial" w:cs="Arial"/>
+          <w:sz w:val="23"/>
+          <w:szCs w:val="23"/>
+        </w:rPr>
+        <w:t>numerodaccb</w:t>
+      </w:r>
+      <w:proofErr w:type="spellEnd"/>
+      <w:r>
+        <w:rPr>
+          <w:rFonts w:ascii="Arial" w:hAnsi="Arial" w:cs="Arial"/>
+          <w:sz w:val="23"/>
+          <w:szCs w:val="23"/>
+        </w:rPr>
+        <w:t>}</w:t>
       </w:r>
       <w:r>
         <w:rPr>
@@ -314,7 +354,27 @@
           <w:szCs w:val="23"/>
           <w:lang w:eastAsia="pt-BR"/>
         </w:rPr>
-        <w:t>{valordapropostaoriginal}</w:t>
+        <w:t>{</w:t>
+      </w:r>
+      <w:proofErr w:type="spellStart"/>
+      <w:r>
+        <w:rPr>
+          <w:rFonts w:ascii="Arial" w:eastAsia="Times New Roman" w:hAnsi="Arial" w:cs="Arial"/>
+          <w:sz w:val="23"/>
+          <w:szCs w:val="23"/>
+          <w:lang w:eastAsia="pt-BR"/>
+        </w:rPr>
+        <w:t>valordapropostaoriginal</w:t>
+      </w:r>
+      <w:proofErr w:type="spellEnd"/>
+      <w:r>
+        <w:rPr>
+          <w:rFonts w:ascii="Arial" w:eastAsia="Times New Roman" w:hAnsi="Arial" w:cs="Arial"/>
+          <w:sz w:val="23"/>
+          <w:szCs w:val="23"/>
+          <w:lang w:eastAsia="pt-BR"/>
+        </w:rPr>
+        <w:t>}</w:t>
       </w:r>
       <w:r>
         <w:rPr>
@@ -332,7 +392,27 @@
           <w:szCs w:val="23"/>
           <w:lang w:eastAsia="pt-BR"/>
         </w:rPr>
-        <w:t>{datadeemissaoporextenso}</w:t>
+        <w:t>{</w:t>
+      </w:r>
+      <w:proofErr w:type="spellStart"/>
+      <w:r>
+        <w:rPr>
+          <w:rFonts w:ascii="Arial" w:eastAsia="Times New Roman" w:hAnsi="Arial" w:cs="Arial"/>
+          <w:sz w:val="23"/>
+          <w:szCs w:val="23"/>
+          <w:lang w:eastAsia="pt-BR"/>
+        </w:rPr>
+        <w:t>datadeemissaoporextenso</w:t>
+      </w:r>
+      <w:proofErr w:type="spellEnd"/>
+      <w:r>
+        <w:rPr>
+          <w:rFonts w:ascii="Arial" w:eastAsia="Times New Roman" w:hAnsi="Arial" w:cs="Arial"/>
+          <w:sz w:val="23"/>
+          <w:szCs w:val="23"/>
+          <w:lang w:eastAsia="pt-BR"/>
+        </w:rPr>
+        <w:t>}</w:t>
       </w:r>
       <w:r>
         <w:rPr>
@@ -461,7 +541,27 @@
           <w:szCs w:val="23"/>
           <w:lang w:eastAsia="pt-BR"/>
         </w:rPr>
-        <w:t>{data_extenso}</w:t>
+        <w:t>{</w:t>
+      </w:r>
+      <w:proofErr w:type="spellStart"/>
+      <w:r>
+        <w:rPr>
+          <w:rFonts w:ascii="Arial" w:eastAsia="Times New Roman" w:hAnsi="Arial" w:cs="Arial"/>
+          <w:sz w:val="23"/>
+          <w:szCs w:val="23"/>
+          <w:lang w:eastAsia="pt-BR"/>
+        </w:rPr>
+        <w:t>data_extenso</w:t>
+      </w:r>
+      <w:proofErr w:type="spellEnd"/>
+      <w:r>
+        <w:rPr>
+          <w:rFonts w:ascii="Arial" w:eastAsia="Times New Roman" w:hAnsi="Arial" w:cs="Arial"/>
+          <w:sz w:val="23"/>
+          <w:szCs w:val="23"/>
+          <w:lang w:eastAsia="pt-BR"/>
+        </w:rPr>
+        <w:t>}</w:t>
       </w:r>
       <w:r>
         <w:rPr>
@@ -595,7 +695,25 @@
                 <w:sz w:val="23"/>
                 <w:szCs w:val="23"/>
               </w:rPr>
-              <w:t>{cpf}</w:t>
+              <w:t>{</w:t>
+            </w:r>
+            <w:proofErr w:type="spellStart"/>
+            <w:r>
+              <w:rPr>
+                <w:rFonts w:ascii="Arial" w:hAnsi="Arial" w:cs="Arial"/>
+                <w:sz w:val="23"/>
+                <w:szCs w:val="23"/>
+              </w:rPr>
+              <w:t>cpf</w:t>
+            </w:r>
+            <w:proofErr w:type="spellEnd"/>
+            <w:r>
+              <w:rPr>
+                <w:rFonts w:ascii="Arial" w:hAnsi="Arial" w:cs="Arial"/>
+                <w:sz w:val="23"/>
+                <w:szCs w:val="23"/>
+              </w:rPr>
+              <w:t>}</w:t>
             </w:r>
           </w:p>
           <w:p>
@@ -616,7 +734,25 @@
                 <w:sz w:val="23"/>
                 <w:szCs w:val="23"/>
               </w:rPr>
-              <w:t>{tipodedoc}</w:t>
+              <w:t>{</w:t>
+            </w:r>
+            <w:proofErr w:type="spellStart"/>
+            <w:r>
+              <w:rPr>
+                <w:rFonts w:ascii="Arial" w:hAnsi="Arial" w:cs="Arial"/>
+                <w:sz w:val="23"/>
+                <w:szCs w:val="23"/>
+              </w:rPr>
+              <w:t>tipodedoc</w:t>
+            </w:r>
+            <w:proofErr w:type="spellEnd"/>
+            <w:r>
+              <w:rPr>
+                <w:rFonts w:ascii="Arial" w:hAnsi="Arial" w:cs="Arial"/>
+                <w:sz w:val="23"/>
+                <w:szCs w:val="23"/>
+              </w:rPr>
+              <w:t>}</w:t>
             </w:r>
             <w:r>
               <w:rPr>
@@ -632,7 +768,25 @@
                 <w:sz w:val="23"/>
                 <w:szCs w:val="23"/>
               </w:rPr>
-              <w:t>{numdodoc}</w:t>
+              <w:t>{</w:t>
+            </w:r>
+            <w:proofErr w:type="spellStart"/>
+            <w:r>
+              <w:rPr>
+                <w:rFonts w:ascii="Arial" w:hAnsi="Arial" w:cs="Arial"/>
+                <w:sz w:val="23"/>
+                <w:szCs w:val="23"/>
+              </w:rPr>
+              <w:t>numdodoc</w:t>
+            </w:r>
+            <w:proofErr w:type="spellEnd"/>
+            <w:r>
+              <w:rPr>
+                <w:rFonts w:ascii="Arial" w:hAnsi="Arial" w:cs="Arial"/>
+                <w:sz w:val="23"/>
+                <w:szCs w:val="23"/>
+              </w:rPr>
+              <w:t>}</w:t>
             </w:r>
             <w:r>
               <w:rPr>
@@ -648,7 +802,25 @@
                 <w:sz w:val="23"/>
                 <w:szCs w:val="23"/>
               </w:rPr>
-              <w:t>{emissor_uf}</w:t>
+              <w:t>{</w:t>
+            </w:r>
+            <w:proofErr w:type="spellStart"/>
+            <w:r>
+              <w:rPr>
+                <w:rFonts w:ascii="Arial" w:hAnsi="Arial" w:cs="Arial"/>
+                <w:sz w:val="23"/>
+                <w:szCs w:val="23"/>
+              </w:rPr>
+              <w:t>emissor_uf</w:t>
+            </w:r>
+            <w:proofErr w:type="spellEnd"/>
+            <w:r>
+              <w:rPr>
+                <w:rFonts w:ascii="Arial" w:hAnsi="Arial" w:cs="Arial"/>
+                <w:sz w:val="23"/>
+                <w:szCs w:val="23"/>
+              </w:rPr>
+              <w:t>}</w:t>
             </w:r>
             <w:r>
               <w:rPr>
@@ -664,7 +836,25 @@
                 <w:sz w:val="23"/>
                 <w:szCs w:val="23"/>
               </w:rPr>
-              <w:t>{dataemissaododoc}</w:t>
+              <w:t>{</w:t>
+            </w:r>
+            <w:proofErr w:type="spellStart"/>
+            <w:r>
+              <w:rPr>
+                <w:rFonts w:ascii="Arial" w:hAnsi="Arial" w:cs="Arial"/>
+                <w:sz w:val="23"/>
+                <w:szCs w:val="23"/>
+              </w:rPr>
+              <w:t>dataemissaododoc</w:t>
+            </w:r>
+            <w:proofErr w:type="spellEnd"/>
+            <w:r>
+              <w:rPr>
+                <w:rFonts w:ascii="Arial" w:hAnsi="Arial" w:cs="Arial"/>
+                <w:sz w:val="23"/>
+                <w:szCs w:val="23"/>
+              </w:rPr>
+              <w:t>}</w:t>
             </w:r>
           </w:p>
           <w:p>
@@ -693,7 +883,25 @@
                 <w:sz w:val="23"/>
                 <w:szCs w:val="23"/>
               </w:rPr>
-              <w:t>{estadocivil}</w:t>
+              <w:t>{</w:t>
+            </w:r>
+            <w:proofErr w:type="spellStart"/>
+            <w:r>
+              <w:rPr>
+                <w:rFonts w:ascii="Arial" w:hAnsi="Arial" w:cs="Arial"/>
+                <w:sz w:val="23"/>
+                <w:szCs w:val="23"/>
+              </w:rPr>
+              <w:t>estadocivil</w:t>
+            </w:r>
+            <w:proofErr w:type="spellEnd"/>
+            <w:r>
+              <w:rPr>
+                <w:rFonts w:ascii="Arial" w:hAnsi="Arial" w:cs="Arial"/>
+                <w:sz w:val="23"/>
+                <w:szCs w:val="23"/>
+              </w:rPr>
+              <w:t>}</w:t>
             </w:r>
             <w:r>
               <w:rPr>
@@ -762,7 +970,25 @@
                 <w:sz w:val="23"/>
                 <w:szCs w:val="23"/>
               </w:rPr>
-              <w:t>{enderecocompletotitular}</w:t>
+              <w:t>{</w:t>
+            </w:r>
+            <w:proofErr w:type="spellStart"/>
+            <w:r>
+              <w:rPr>
+                <w:rFonts w:ascii="Arial" w:hAnsi="Arial" w:cs="Arial"/>
+                <w:sz w:val="23"/>
+                <w:szCs w:val="23"/>
+              </w:rPr>
+              <w:t>enderecocompletotitular</w:t>
+            </w:r>
+            <w:proofErr w:type="spellEnd"/>
+            <w:r>
+              <w:rPr>
+                <w:rFonts w:ascii="Arial" w:hAnsi="Arial" w:cs="Arial"/>
+                <w:sz w:val="23"/>
+                <w:szCs w:val="23"/>
+              </w:rPr>
+              <w:t>}</w:t>
             </w:r>
             <w:r>
               <w:rPr>
@@ -794,7 +1020,16 @@
                 <w:sz w:val="23"/>
                 <w:szCs w:val="23"/>
               </w:rPr>
-              <w:t>{profiss</w:t>
+              <w:t>{</w:t>
+            </w:r>
+            <w:proofErr w:type="spellStart"/>
+            <w:r>
+              <w:rPr>
+                <w:rFonts w:ascii="Arial" w:hAnsi="Arial" w:cs="Arial"/>
+                <w:sz w:val="23"/>
+                <w:szCs w:val="23"/>
+              </w:rPr>
+              <w:t>profiss</w:t>
             </w:r>
             <w:r>
               <w:rPr>
@@ -810,7 +1045,16 @@
                 <w:sz w:val="23"/>
                 <w:szCs w:val="23"/>
               </w:rPr>
-              <w:t>o}</w:t>
+              <w:t>o</w:t>
+            </w:r>
+            <w:proofErr w:type="spellEnd"/>
+            <w:r>
+              <w:rPr>
+                <w:rFonts w:ascii="Arial" w:hAnsi="Arial" w:cs="Arial"/>
+                <w:sz w:val="23"/>
+                <w:szCs w:val="23"/>
+              </w:rPr>
+              <w:t>}</w:t>
             </w:r>
           </w:p>
         </w:tc>
@@ -918,12 +1162,7 @@
       </w:r>
     </w:p>
     <w:sectPr>
-      <w:headerReference w:type="even" r:id="rId8"/>
-      <w:headerReference w:type="default" r:id="rId9"/>
-      <w:footerReference w:type="even" r:id="rId10"/>
-      <w:footerReference w:type="default" r:id="rId11"/>
-      <w:headerReference w:type="first" r:id="rId12"/>
-      <w:footerReference w:type="first" r:id="rId13"/>
+      <w:footerReference w:type="default" r:id="rId8"/>
       <w:pgSz w:w="11906" w:h="16838"/>
       <w:pgMar w:top="1417" w:right="1701" w:bottom="1417" w:left="1701" w:header="708" w:footer="708" w:gutter="0"/>
       <w:cols w:space="708"/>
@@ -963,45 +1202,7 @@
   <w:p>
     <w:pPr>
       <w:pStyle w:val="Rodap"/>
-    </w:pPr>
-  </w:p>
-</w:ftr>
-</file>
-
-<file path=word/footer2.xml><?xml version="1.0" encoding="utf-8"?>
-<w:ftr xmlns:wpc="http://schemas.microsoft.com/office/word/2010/wordprocessingCanvas" xmlns:cx="http://schemas.microsoft.com/office/drawing/2014/chartex" xmlns:cx1="http://schemas.microsoft.com/office/drawing/2015/9/8/chartex" xmlns:cx2="http://schemas.microsoft.com/office/drawing/2015/10/21/chartex" xmlns:cx3="http://schemas.microsoft.com/office/drawing/2016/5/9/chartex" xmlns:cx4="http://schemas.microsoft.com/office/drawing/2016/5/10/chartex" xmlns:cx5="http://schemas.microsoft.com/office/drawing/2016/5/11/chartex" xmlns:cx6="http://schemas.microsoft.com/office/drawing/2016/5/12/chartex" xmlns:cx7="http://schemas.microsoft.com/office/drawing/2016/5/13/chartex" xmlns:cx8="http://schemas.microsoft.com/office/drawing/2016/5/14/chartex" xmlns:mc="http://schemas.openxmlformats.org/markup-compatibility/2006" xmlns:aink="http://schemas.microsoft.com/office/drawing/2016/ink" xmlns:am3d="http://schemas.microsoft.com/office/drawing/2017/model3d" xmlns:o="urn:schemas-microsoft-com:office:office" xmlns:oel="http://schemas.microsoft.com/office/2019/extlst" xmlns:r="http://schemas.openxmlformats.org/officeDocument/2006/relationships" xmlns:m="http://schemas.openxmlformats.org/officeDocument/2006/math" xmlns:v="urn:schemas-microsoft-com:vml" xmlns:wp14="http://schemas.microsoft.com/office/word/2010/wordprocessingDrawing" xmlns:wp="http://schemas.openxmlformats.org/drawingml/2006/wordprocessingDrawing" xmlns:w10="urn:schemas-microsoft-com:office:word" xmlns:w="http://schemas.openxmlformats.org/wordprocessingml/2006/main" xmlns:w14="http://schemas.microsoft.com/office/word/2010/wordml" xmlns:w15="http://schemas.microsoft.com/office/word/2012/wordml" xmlns:w16cex="http://schemas.microsoft.com/office/word/2018/wordml/cex" xmlns:w16cid="http://schemas.microsoft.com/office/word/2016/wordml/cid" xmlns:w16="http://schemas.microsoft.com/office/word/2018/wordml" xmlns:w16du="http://schemas.microsoft.com/office/word/2023/wordml/word16du" xmlns:w16sdtdh="http://schemas.microsoft.com/office/word/2020/wordml/sdtdatahash" xmlns:w16sdtfl="http://schemas.microsoft.com/office/word/2024/wordml/sdtformatlock" xmlns:w16se="http://schemas.microsoft.com/office/word/2015/wordml/symex" xmlns:wpg="http://schemas.microsoft.com/office/word/2010/wordprocessingGroup" xmlns:wpi="http://schemas.microsoft.com/office/word/2010/wordprocessingInk" xmlns:wne="http://schemas.microsoft.com/office/word/2006/wordml" xmlns:wps="http://schemas.microsoft.com/office/word/2010/wordprocessingShape" mc:Ignorable="w14 w15 w16se w16cid w16 w16cex w16sdtdh w16sdtfl w16du wp14">
-  <w:p>
-    <w:pPr>
-      <w:pStyle w:val="Rodap"/>
       <w:jc w:val="center"/>
-    </w:pPr>
-    <w:r>
-      <w:rPr>
-        <w:rFonts w:ascii="Calibri" w:hAnsi="Calibri" w:cs="Calibri"/>
-        <w:color w:val="000000"/>
-        <w:sz w:val="20"/>
-        <w:szCs w:val="20"/>
-      </w:rPr>
-      <w:t> Este documento está classificado como:</w:t>
-    </w:r>
-    <w:r>
-      <w:rPr>
-        <w:rFonts w:ascii="Calibri" w:hAnsi="Calibri" w:cs="Calibri"/>
-        <w:color w:val="0000FC"/>
-        <w:sz w:val="20"/>
-        <w:szCs w:val="20"/>
-      </w:rPr>
-      <w:t xml:space="preserve"> Interno</w:t>
-    </w:r>
-  </w:p>
-</w:ftr>
-</file>
-
-<file path=word/footer3.xml><?xml version="1.0" encoding="utf-8"?>
-<w:ftr xmlns:wpc="http://schemas.microsoft.com/office/word/2010/wordprocessingCanvas" xmlns:cx="http://schemas.microsoft.com/office/drawing/2014/chartex" xmlns:cx1="http://schemas.microsoft.com/office/drawing/2015/9/8/chartex" xmlns:cx2="http://schemas.microsoft.com/office/drawing/2015/10/21/chartex" xmlns:cx3="http://schemas.microsoft.com/office/drawing/2016/5/9/chartex" xmlns:cx4="http://schemas.microsoft.com/office/drawing/2016/5/10/chartex" xmlns:cx5="http://schemas.microsoft.com/office/drawing/2016/5/11/chartex" xmlns:cx6="http://schemas.microsoft.com/office/drawing/2016/5/12/chartex" xmlns:cx7="http://schemas.microsoft.com/office/drawing/2016/5/13/chartex" xmlns:cx8="http://schemas.microsoft.com/office/drawing/2016/5/14/chartex" xmlns:mc="http://schemas.openxmlformats.org/markup-compatibility/2006" xmlns:aink="http://schemas.microsoft.com/office/drawing/2016/ink" xmlns:am3d="http://schemas.microsoft.com/office/drawing/2017/model3d" xmlns:o="urn:schemas-microsoft-com:office:office" xmlns:oel="http://schemas.microsoft.com/office/2019/extlst" xmlns:r="http://schemas.openxmlformats.org/officeDocument/2006/relationships" xmlns:m="http://schemas.openxmlformats.org/officeDocument/2006/math" xmlns:v="urn:schemas-microsoft-com:vml" xmlns:wp14="http://schemas.microsoft.com/office/word/2010/wordprocessingDrawing" xmlns:wp="http://schemas.openxmlformats.org/drawingml/2006/wordprocessingDrawing" xmlns:w10="urn:schemas-microsoft-com:office:word" xmlns:w="http://schemas.openxmlformats.org/wordprocessingml/2006/main" xmlns:w14="http://schemas.microsoft.com/office/word/2010/wordml" xmlns:w15="http://schemas.microsoft.com/office/word/2012/wordml" xmlns:w16cex="http://schemas.microsoft.com/office/word/2018/wordml/cex" xmlns:w16cid="http://schemas.microsoft.com/office/word/2016/wordml/cid" xmlns:w16="http://schemas.microsoft.com/office/word/2018/wordml" xmlns:w16du="http://schemas.microsoft.com/office/word/2023/wordml/word16du" xmlns:w16sdtdh="http://schemas.microsoft.com/office/word/2020/wordml/sdtdatahash" xmlns:w16sdtfl="http://schemas.microsoft.com/office/word/2024/wordml/sdtformatlock" xmlns:w16se="http://schemas.microsoft.com/office/word/2015/wordml/symex" xmlns:wpg="http://schemas.microsoft.com/office/word/2010/wordprocessingGroup" xmlns:wpi="http://schemas.microsoft.com/office/word/2010/wordprocessingInk" xmlns:wne="http://schemas.microsoft.com/office/word/2006/wordml" xmlns:wps="http://schemas.microsoft.com/office/word/2010/wordprocessingShape" mc:Ignorable="w14 w15 w16se w16cid w16 w16cex w16sdtdh w16sdtfl w16du wp14">
-  <w:p>
-    <w:pPr>
-      <w:pStyle w:val="Rodap"/>
     </w:pPr>
   </w:p>
 </w:ftr>
@@ -1030,36 +1231,6 @@
     </w:p>
   </w:footnote>
 </w:footnotes>
-</file>
-
-<file path=word/header1.xml><?xml version="1.0" encoding="utf-8"?>
-<w:hdr xmlns:wpc="http://schemas.microsoft.com/office/word/2010/wordprocessingCanvas" xmlns:cx="http://schemas.microsoft.com/office/drawing/2014/chartex" xmlns:cx1="http://schemas.microsoft.com/office/drawing/2015/9/8/chartex" xmlns:cx2="http://schemas.microsoft.com/office/drawing/2015/10/21/chartex" xmlns:cx3="http://schemas.microsoft.com/office/drawing/2016/5/9/chartex" xmlns:cx4="http://schemas.microsoft.com/office/drawing/2016/5/10/chartex" xmlns:cx5="http://schemas.microsoft.com/office/drawing/2016/5/11/chartex" xmlns:cx6="http://schemas.microsoft.com/office/drawing/2016/5/12/chartex" xmlns:cx7="http://schemas.microsoft.com/office/drawing/2016/5/13/chartex" xmlns:cx8="http://schemas.microsoft.com/office/drawing/2016/5/14/chartex" xmlns:mc="http://schemas.openxmlformats.org/markup-compatibility/2006" xmlns:aink="http://schemas.microsoft.com/office/drawing/2016/ink" xmlns:am3d="http://schemas.microsoft.com/office/drawing/2017/model3d" xmlns:o="urn:schemas-microsoft-com:office:office" xmlns:oel="http://schemas.microsoft.com/office/2019/extlst" xmlns:r="http://schemas.openxmlformats.org/officeDocument/2006/relationships" xmlns:m="http://schemas.openxmlformats.org/officeDocument/2006/math" xmlns:v="urn:schemas-microsoft-com:vml" xmlns:wp14="http://schemas.microsoft.com/office/word/2010/wordprocessingDrawing" xmlns:wp="http://schemas.openxmlformats.org/drawingml/2006/wordprocessingDrawing" xmlns:w10="urn:schemas-microsoft-com:office:word" xmlns:w="http://schemas.openxmlformats.org/wordprocessingml/2006/main" xmlns:w14="http://schemas.microsoft.com/office/word/2010/wordml" xmlns:w15="http://schemas.microsoft.com/office/word/2012/wordml" xmlns:w16cex="http://schemas.microsoft.com/office/word/2018/wordml/cex" xmlns:w16cid="http://schemas.microsoft.com/office/word/2016/wordml/cid" xmlns:w16="http://schemas.microsoft.com/office/word/2018/wordml" xmlns:w16du="http://schemas.microsoft.com/office/word/2023/wordml/word16du" xmlns:w16sdtdh="http://schemas.microsoft.com/office/word/2020/wordml/sdtdatahash" xmlns:w16sdtfl="http://schemas.microsoft.com/office/word/2024/wordml/sdtformatlock" xmlns:w16se="http://schemas.microsoft.com/office/word/2015/wordml/symex" xmlns:wpg="http://schemas.microsoft.com/office/word/2010/wordprocessingGroup" xmlns:wpi="http://schemas.microsoft.com/office/word/2010/wordprocessingInk" xmlns:wne="http://schemas.microsoft.com/office/word/2006/wordml" xmlns:wps="http://schemas.microsoft.com/office/word/2010/wordprocessingShape" mc:Ignorable="w14 w15 w16se w16cid w16 w16cex w16sdtdh w16sdtfl w16du wp14">
-  <w:p>
-    <w:pPr>
-      <w:pStyle w:val="Cabealho"/>
-    </w:pPr>
-  </w:p>
-</w:hdr>
-</file>
-
-<file path=word/header2.xml><?xml version="1.0" encoding="utf-8"?>
-<w:hdr xmlns:wpc="http://schemas.microsoft.com/office/word/2010/wordprocessingCanvas" xmlns:cx="http://schemas.microsoft.com/office/drawing/2014/chartex" xmlns:cx1="http://schemas.microsoft.com/office/drawing/2015/9/8/chartex" xmlns:cx2="http://schemas.microsoft.com/office/drawing/2015/10/21/chartex" xmlns:cx3="http://schemas.microsoft.com/office/drawing/2016/5/9/chartex" xmlns:cx4="http://schemas.microsoft.com/office/drawing/2016/5/10/chartex" xmlns:cx5="http://schemas.microsoft.com/office/drawing/2016/5/11/chartex" xmlns:cx6="http://schemas.microsoft.com/office/drawing/2016/5/12/chartex" xmlns:cx7="http://schemas.microsoft.com/office/drawing/2016/5/13/chartex" xmlns:cx8="http://schemas.microsoft.com/office/drawing/2016/5/14/chartex" xmlns:mc="http://schemas.openxmlformats.org/markup-compatibility/2006" xmlns:aink="http://schemas.microsoft.com/office/drawing/2016/ink" xmlns:am3d="http://schemas.microsoft.com/office/drawing/2017/model3d" xmlns:o="urn:schemas-microsoft-com:office:office" xmlns:oel="http://schemas.microsoft.com/office/2019/extlst" xmlns:r="http://schemas.openxmlformats.org/officeDocument/2006/relationships" xmlns:m="http://schemas.openxmlformats.org/officeDocument/2006/math" xmlns:v="urn:schemas-microsoft-com:vml" xmlns:wp14="http://schemas.microsoft.com/office/word/2010/wordprocessingDrawing" xmlns:wp="http://schemas.openxmlformats.org/drawingml/2006/wordprocessingDrawing" xmlns:w10="urn:schemas-microsoft-com:office:word" xmlns:w="http://schemas.openxmlformats.org/wordprocessingml/2006/main" xmlns:w14="http://schemas.microsoft.com/office/word/2010/wordml" xmlns:w15="http://schemas.microsoft.com/office/word/2012/wordml" xmlns:w16cex="http://schemas.microsoft.com/office/word/2018/wordml/cex" xmlns:w16cid="http://schemas.microsoft.com/office/word/2016/wordml/cid" xmlns:w16="http://schemas.microsoft.com/office/word/2018/wordml" xmlns:w16du="http://schemas.microsoft.com/office/word/2023/wordml/word16du" xmlns:w16sdtdh="http://schemas.microsoft.com/office/word/2020/wordml/sdtdatahash" xmlns:w16sdtfl="http://schemas.microsoft.com/office/word/2024/wordml/sdtformatlock" xmlns:w16se="http://schemas.microsoft.com/office/word/2015/wordml/symex" xmlns:wpg="http://schemas.microsoft.com/office/word/2010/wordprocessingGroup" xmlns:wpi="http://schemas.microsoft.com/office/word/2010/wordprocessingInk" xmlns:wne="http://schemas.microsoft.com/office/word/2006/wordml" xmlns:wps="http://schemas.microsoft.com/office/word/2010/wordprocessingShape" mc:Ignorable="w14 w15 w16se w16cid w16 w16cex w16sdtdh w16sdtfl w16du wp14">
-  <w:p>
-    <w:pPr>
-      <w:pStyle w:val="Cabealho"/>
-    </w:pPr>
-  </w:p>
-</w:hdr>
-</file>
-
-<file path=word/header3.xml><?xml version="1.0" encoding="utf-8"?>
-<w:hdr xmlns:wpc="http://schemas.microsoft.com/office/word/2010/wordprocessingCanvas" xmlns:cx="http://schemas.microsoft.com/office/drawing/2014/chartex" xmlns:cx1="http://schemas.microsoft.com/office/drawing/2015/9/8/chartex" xmlns:cx2="http://schemas.microsoft.com/office/drawing/2015/10/21/chartex" xmlns:cx3="http://schemas.microsoft.com/office/drawing/2016/5/9/chartex" xmlns:cx4="http://schemas.microsoft.com/office/drawing/2016/5/10/chartex" xmlns:cx5="http://schemas.microsoft.com/office/drawing/2016/5/11/chartex" xmlns:cx6="http://schemas.microsoft.com/office/drawing/2016/5/12/chartex" xmlns:cx7="http://schemas.microsoft.com/office/drawing/2016/5/13/chartex" xmlns:cx8="http://schemas.microsoft.com/office/drawing/2016/5/14/chartex" xmlns:mc="http://schemas.openxmlformats.org/markup-compatibility/2006" xmlns:aink="http://schemas.microsoft.com/office/drawing/2016/ink" xmlns:am3d="http://schemas.microsoft.com/office/drawing/2017/model3d" xmlns:o="urn:schemas-microsoft-com:office:office" xmlns:oel="http://schemas.microsoft.com/office/2019/extlst" xmlns:r="http://schemas.openxmlformats.org/officeDocument/2006/relationships" xmlns:m="http://schemas.openxmlformats.org/officeDocument/2006/math" xmlns:v="urn:schemas-microsoft-com:vml" xmlns:wp14="http://schemas.microsoft.com/office/word/2010/wordprocessingDrawing" xmlns:wp="http://schemas.openxmlformats.org/drawingml/2006/wordprocessingDrawing" xmlns:w10="urn:schemas-microsoft-com:office:word" xmlns:w="http://schemas.openxmlformats.org/wordprocessingml/2006/main" xmlns:w14="http://schemas.microsoft.com/office/word/2010/wordml" xmlns:w15="http://schemas.microsoft.com/office/word/2012/wordml" xmlns:w16cex="http://schemas.microsoft.com/office/word/2018/wordml/cex" xmlns:w16cid="http://schemas.microsoft.com/office/word/2016/wordml/cid" xmlns:w16="http://schemas.microsoft.com/office/word/2018/wordml" xmlns:w16du="http://schemas.microsoft.com/office/word/2023/wordml/word16du" xmlns:w16sdtdh="http://schemas.microsoft.com/office/word/2020/wordml/sdtdatahash" xmlns:w16sdtfl="http://schemas.microsoft.com/office/word/2024/wordml/sdtformatlock" xmlns:w16se="http://schemas.microsoft.com/office/word/2015/wordml/symex" xmlns:wpg="http://schemas.microsoft.com/office/word/2010/wordprocessingGroup" xmlns:wpi="http://schemas.microsoft.com/office/word/2010/wordprocessingInk" xmlns:wne="http://schemas.microsoft.com/office/word/2006/wordml" xmlns:wps="http://schemas.microsoft.com/office/word/2010/wordprocessingShape" mc:Ignorable="w14 w15 w16se w16cid w16 w16cex w16sdtdh w16sdtfl w16du wp14">
-  <w:p>
-    <w:pPr>
-      <w:pStyle w:val="Cabealho"/>
-    </w:pPr>
-  </w:p>
-</w:hdr>
 </file>
 
 <file path=word/styles.xml><?xml version="1.0" encoding="utf-8"?>
@@ -1845,31 +2016,31 @@
 </file>
 
 <file path=customXml/item1.xml><?xml version="1.0" encoding="utf-8"?>
+<WrappedLabelHistory xmlns:xsi="http://www.w3.org/2001/XMLSchema-instance" xmlns:xsd="http://www.w3.org/2001/XMLSchema" xmlns="http://www.boldonjames.com/2016/02/Classifier/internal/wrappedLabelHistory">
+  <Value>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</Value>
+</WrappedLabelHistory>
+</file>
+
+<file path=customXml/item2.xml><?xml version="1.0" encoding="utf-8"?>
 <sisl xmlns:xsi="http://www.w3.org/2001/XMLSchema-instance" xmlns:xsd="http://www.w3.org/2001/XMLSchema" xmlns="http://www.boldonjames.com/2008/01/sie/internal/label" sislVersion="0" policy="44e0988f-be64-4c83-a125-e2adc4ad5afd" origin="userSelected">
   <element uid="46807141-9d9e-4bf9-a02b-1538c5edf36e" value=""/>
 </sisl>
 </file>
 
-<file path=customXml/item2.xml><?xml version="1.0" encoding="utf-8"?>
-<WrappedLabelHistory xmlns:xsi="http://www.w3.org/2001/XMLSchema-instance" xmlns:xsd="http://www.w3.org/2001/XMLSchema" xmlns="http://www.boldonjames.com/2016/02/Classifier/internal/wrappedLabelHistory">
-  <Value>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</Value>
-</WrappedLabelHistory>
+<file path=customXml/itemProps1.xml><?xml version="1.0" encoding="utf-8"?>
+<ds:datastoreItem xmlns:ds="http://schemas.openxmlformats.org/officeDocument/2006/customXml" ds:itemID="{78C289AE-ADA4-44D8-A604-4173F6CE75BC}">
+  <ds:schemaRefs>
+    <ds:schemaRef ds:uri="http://www.w3.org/2001/XMLSchema"/>
+    <ds:schemaRef ds:uri="http://www.boldonjames.com/2016/02/Classifier/internal/wrappedLabelHistory"/>
+  </ds:schemaRefs>
+</ds:datastoreItem>
 </file>
 
-<file path=customXml/itemProps1.xml><?xml version="1.0" encoding="utf-8"?>
+<file path=customXml/itemProps2.xml><?xml version="1.0" encoding="utf-8"?>
 <ds:datastoreItem xmlns:ds="http://schemas.openxmlformats.org/officeDocument/2006/customXml" ds:itemID="{B5AF524C-EBD1-4540-AD45-9FB1D5D1D78A}">
   <ds:schemaRefs>
     <ds:schemaRef ds:uri="http://www.w3.org/2001/XMLSchema"/>
     <ds:schemaRef ds:uri="http://www.boldonjames.com/2008/01/sie/internal/label"/>
   </ds:schemaRefs>
 </ds:datastoreItem>
-</file>
-
-<file path=customXml/itemProps2.xml><?xml version="1.0" encoding="utf-8"?>
-<ds:datastoreItem xmlns:ds="http://schemas.openxmlformats.org/officeDocument/2006/customXml" ds:itemID="{78C289AE-ADA4-44D8-A604-4173F6CE75BC}">
-  <ds:schemaRefs>
-    <ds:schemaRef ds:uri="http://www.w3.org/2001/XMLSchema"/>
-    <ds:schemaRef ds:uri="http://www.boldonjames.com/2016/02/Classifier/internal/wrappedLabelHistory"/>
-  </ds:schemaRefs>
-</ds:datastoreItem>
 </file>